--- a/public/downloads/24_Termo_Acordo_Extrajudicial.docx
+++ b/public/downloads/24_Termo_Acordo_Extrajudicial.docx
@@ -8,12 +8,12 @@
       </w:pPr>
       <w:r>
         <w:rPr>
-          <w:rFonts w:ascii="Arial" w:hAnsi="Arial"/>
+          <w:rFonts w:ascii="Times New Roman" w:hAnsi="Times New Roman"/>
           <w:b/>
-          <w:color w:val="1A2C4C"/>
+          <w:color w:val="0A192F"/>
           <w:sz w:val="26"/>
         </w:rPr>
-        <w:t>TERMO DE ACORDO EXTRAJUDICIAL E TRANSAÇÃO</w:t>
+        <w:t>TERMO PARTICULAR DE ACORDO EXTRAJUDICIAL, TRANSAÇÃO E QUITAÇÃO AMPLA E IRREVOGÁVEL</w:t>
       </w:r>
     </w:p>
     <w:p>
@@ -22,12 +22,12 @@
       </w:pPr>
       <w:r>
         <w:rPr>
-          <w:rFonts w:ascii="Arial" w:hAnsi="Arial"/>
+          <w:rFonts w:ascii="Times New Roman" w:hAnsi="Times New Roman"/>
           <w:i/>
-          <w:color w:val="787878"/>
-          <w:sz w:val="19"/>
+          <w:color w:val="5A5A5A"/>
+          <w:sz w:val="20"/>
         </w:rPr>
-        <w:t>Acervo de Segurança Jurídica • Módulo 3: Vida Civil e Finanças • Banca Andrade &amp; Florio</w:t>
+        <w:t>Celebrado nos Termos dos Artigos 840 a 850 do Código Civil Brasileiro e Art. 784, Inciso IV, do CPC</w:t>
       </w:r>
     </w:p>
     <w:p/>
@@ -45,7 +45,7 @@
         <w:tc>
           <w:tcPr>
             <w:tcW w:type="dxa" w:w="9360"/>
-            <w:shd w:fill="F4F5F7"/>
+            <w:shd w:fill="F8F9FA"/>
           </w:tcPr>
           <w:p>
             <w:pPr>
@@ -56,10 +56,12 @@
               <w:rPr>
                 <w:rFonts w:ascii="Arial" w:hAnsi="Arial"/>
                 <w:b/>
-                <w:color w:val="B48214"/>
-                <w:sz w:val="19"/>
+                <w:color w:val="8C640F"/>
+                <w:sz w:val="18"/>
               </w:rPr>
-              <w:t>💡 NOTA TÉCNICA DO ADVOGADO: Coloca fim a desavenças entre vizinhos, ex-sócios ou partes com renúncia expressa a ações judiciais futuras.</w:t>
+              <w:t>ORIENTAÇÃO TÉCNICA E SEGURANÇA JURÍDICA (ANDRADE &amp; FLORIO):</w:t>
+              <w:br/>
+              <w:t>A transação é o instrumento jurídico pelo qual as partes previnem ou terminam um litígio mediante concessões recíprocas (art. 840 do CC). Para ter efeito extintivo definitivo, a quitação deve ser ampla, geral e rasa, e o instrumento assinado por 2 testemunhas adquire força de título executivo extrajudicial.</w:t>
             </w:r>
           </w:p>
         </w:tc>
@@ -68,100 +70,194 @@
     <w:p/>
     <w:p>
       <w:pPr>
-        <w:pStyle w:val="Heading2"/>
+        <w:spacing w:line="300" w:lineRule="auto" w:after="240"/>
+        <w:jc w:val="both"/>
       </w:pPr>
       <w:r>
-        <w:t>QUALIFICAÇÃO DAS PARTES</w:t>
-      </w:r>
-    </w:p>
-    <w:p>
-      <w:r>
-        <w:t>PRIMEIRO TRANSIGENTE E SEGUNDO TRANSIGENTE ajustam acordo.</w:t>
+        <w:rPr>
+          <w:rFonts w:ascii="Times New Roman" w:hAnsi="Times New Roman"/>
+          <w:color w:val="1E1E1E"/>
+          <w:sz w:val="22"/>
+        </w:rPr>
+        <w:t>Pelo presente Instrumento Particular de Acordo Extrajudicial e Transação, comparecem as partes:</w:t>
+        <w:br/>
+        <w:br/>
+        <w:t>PRIMEIRA TRANSIGENTE: [NOME OU RAZÃO SOCIAL], inscrito(a) no CPF/CNPJ sob o nº [DOCUMENTO], com endereço na [ENDEREÇO COMPLETO];</w:t>
+        <w:br/>
+        <w:br/>
+        <w:t>SEGUNDA TRANSIGENTE: [NOME OU RAZÃO SOCIAL], inscrito(a) no CPF/CNPJ sob o nº [DOCUMENTO], com endereço na [ENDEREÇO COMPLETO];</w:t>
+        <w:br/>
+        <w:br/>
+        <w:t>Considerando as controvérsias decorrentes de [ESPECIFICAR A RELAÇÃO SUBJACENTE / ACIDENTE / DÍVIDA / RESCISÃO];</w:t>
+        <w:br/>
+        <w:t>Resolvem, mediante concessões mútuas, transigir nas cláusulas seguintes:</w:t>
       </w:r>
     </w:p>
     <w:p>
       <w:pPr>
-        <w:spacing w:before="200" w:after="40"/>
+        <w:spacing w:before="240" w:after="60"/>
       </w:pPr>
       <w:r>
         <w:rPr>
-          <w:rFonts w:ascii="Arial" w:hAnsi="Arial"/>
+          <w:rFonts w:ascii="Times New Roman" w:hAnsi="Times New Roman"/>
           <w:b/>
-          <w:color w:val="1A2C4C"/>
+          <w:color w:val="0A192F"/>
           <w:sz w:val="22"/>
         </w:rPr>
-        <w:t>CLÁUSULA PRIMEIRA – DA TRANSAÇÃO</w:t>
+        <w:t>CLÁUSULA PRIMEIRA – DAS CONCESSÕES E COMPOSIÇÃO FINANCEIRA</w:t>
       </w:r>
     </w:p>
     <w:p>
       <w:pPr>
-        <w:spacing w:before="0" w:after="120" w:line="276" w:lineRule="auto"/>
+        <w:spacing w:before="0" w:after="160" w:line="300" w:lineRule="auto"/>
+        <w:jc w:val="both"/>
       </w:pPr>
       <w:r>
         <w:rPr>
-          <w:rFonts w:ascii="Arial" w:hAnsi="Arial"/>
-          <w:color w:val="282828"/>
-          <w:sz w:val="20"/>
+          <w:rFonts w:ascii="Times New Roman" w:hAnsi="Times New Roman"/>
+          <w:color w:val="1E1E1E"/>
+          <w:sz w:val="21"/>
         </w:rPr>
-        <w:t>As partes transacionam amigavelmente acerca da controvérsia relativa a [DESCREVER FATO].</w:t>
+        <w:t>1.1. Para pôr fim definitivo a toda e qualquer controvérsia entre as partes, a [PRIMEIRA/SEGUNDA TRANSIGENTE] compromete-se a pagar à outra parte a quantia líquida e certa de R$ [VALOR TOTAL DO ACORDO] ([VALOR POR EXTENSO]).</w:t>
+        <w:br/>
+        <w:br/>
+        <w:t>1.2. O pagamento será efetuado à vista até o dia [DATA], ou parcelado em [XX] parcelas de R$ [VALOR], mediante transferência para a Chave PIX: [CHAVE PIX].</w:t>
       </w:r>
     </w:p>
     <w:p>
       <w:pPr>
-        <w:spacing w:before="200" w:after="40"/>
+        <w:spacing w:before="240" w:after="60"/>
       </w:pPr>
       <w:r>
         <w:rPr>
-          <w:rFonts w:ascii="Arial" w:hAnsi="Arial"/>
+          <w:rFonts w:ascii="Times New Roman" w:hAnsi="Times New Roman"/>
           <w:b/>
-          <w:color w:val="1A2C4C"/>
+          <w:color w:val="0A192F"/>
           <w:sz w:val="22"/>
         </w:rPr>
-        <w:t>CLÁUSULA SEGUNDA – DA RENÚNCIA A AÇÕES</w:t>
+        <w:t>CLÁUSULA SEGUNDA – DA CLÁUSULA PENAL POR DESCUMPRIMENTO</w:t>
       </w:r>
     </w:p>
     <w:p>
       <w:pPr>
-        <w:spacing w:before="0" w:after="120" w:line="276" w:lineRule="auto"/>
+        <w:spacing w:before="0" w:after="160" w:line="300" w:lineRule="auto"/>
+        <w:jc w:val="both"/>
       </w:pPr>
       <w:r>
         <w:rPr>
-          <w:rFonts w:ascii="Arial" w:hAnsi="Arial"/>
-          <w:color w:val="282828"/>
-          <w:sz w:val="20"/>
+          <w:rFonts w:ascii="Times New Roman" w:hAnsi="Times New Roman"/>
+          <w:color w:val="1E1E1E"/>
+          <w:sz w:val="21"/>
         </w:rPr>
-        <w:t>Cumpridas as obrigações deste termo, as partes renunciam a qualquer pleito de indenização perante a Justiça.</w:t>
+        <w:t>2.1. O não adimplemento de qualquer das parcelas no vencimento acarretará o vencimento antecipado do saldo restante e incidência automática de cláusula penal cominatória de 20% (vinte por cento) sobre o valor total do acordo, autorizando a imediata execução judicial perante o Poder Judiciário (art. 784, IV, do CPC).</w:t>
       </w:r>
     </w:p>
     <w:p>
+      <w:pPr>
+        <w:spacing w:before="240" w:after="60"/>
+      </w:pPr>
       <w:r>
+        <w:rPr>
+          <w:rFonts w:ascii="Times New Roman" w:hAnsi="Times New Roman"/>
+          <w:b/>
+          <w:color w:val="0A192F"/>
+          <w:sz w:val="22"/>
+        </w:rPr>
+        <w:t>CLÁUSULA TERCEIRA – DA QUITAÇÃO AMPLA, GERAL, RASA E IRREVOGÁVEL</w:t>
+      </w:r>
+    </w:p>
+    <w:p>
+      <w:pPr>
+        <w:spacing w:before="0" w:after="160" w:line="300" w:lineRule="auto"/>
+        <w:jc w:val="both"/>
+      </w:pPr>
+      <w:r>
+        <w:rPr>
+          <w:rFonts w:ascii="Times New Roman" w:hAnsi="Times New Roman"/>
+          <w:color w:val="1E1E1E"/>
+          <w:sz w:val="21"/>
+        </w:rPr>
+        <w:t>3.1. Cumpridas as obrigações financeiras ora ajustadas, as partes conferem-se mútua, ampla, geral, rasa, irrevogável e irretratável quitação, nada mais tendo a reclamar uma da outra a qualquer título (danos materiais, lucros cessantes, perdas e danos ou danos morais).</w:t>
+        <w:br/>
+        <w:br/>
+        <w:t>3.2. A presente transação opera os efeitos da coisa julgada civil entre as partes (art. 849 do Código Civil).</w:t>
+      </w:r>
+    </w:p>
+    <w:p>
+      <w:pPr>
+        <w:spacing w:before="240" w:after="60"/>
+      </w:pPr>
+      <w:r>
+        <w:rPr>
+          <w:rFonts w:ascii="Times New Roman" w:hAnsi="Times New Roman"/>
+          <w:b/>
+          <w:color w:val="0A192F"/>
+          <w:sz w:val="22"/>
+        </w:rPr>
+        <w:t>CLÁUSULA QUARTA – DO FORO</w:t>
+      </w:r>
+    </w:p>
+    <w:p>
+      <w:pPr>
+        <w:spacing w:before="0" w:after="160" w:line="300" w:lineRule="auto"/>
+        <w:jc w:val="both"/>
+      </w:pPr>
+      <w:r>
+        <w:rPr>
+          <w:rFonts w:ascii="Times New Roman" w:hAnsi="Times New Roman"/>
+          <w:color w:val="1E1E1E"/>
+          <w:sz w:val="21"/>
+        </w:rPr>
+        <w:t>4.1. Fica eleito o Foro da Comarca de [CIDADE/UF] para dirimir dúvidas decorrentes do presente termo.</w:t>
+      </w:r>
+    </w:p>
+    <w:p>
+      <w:pPr>
+        <w:spacing w:before="360" w:after="480"/>
+      </w:pPr>
+      <w:r>
+        <w:rPr>
+          <w:rFonts w:ascii="Times New Roman" w:hAnsi="Times New Roman"/>
+          <w:sz w:val="21"/>
+        </w:rPr>
+        <w:t>E, por estarem assim justas, acordadas e contratadas, as partes firmam o presente instrumento em 02 (duas) vias de igual teor e forma, na presença das 02 (duas) testemunhas instrumentárias abaixo qualificadas, que a tudo assistiram e dão fé.</w:t>
+        <w:br/>
         <w:br/>
         <w:t>[CIDADE/UF], [DIA] de [MÊS] de 202[X].</w:t>
         <w:br/>
         <w:br/>
-      </w:r>
-    </w:p>
-    <w:p>
-      <w:r>
-        <w:t>_________________________________________</w:t>
         <w:br/>
-        <w:t>PRIMEIRA PARTE / CONTRATANTE</w:t>
+        <w:t>___________________________________________________________</w:t>
+        <w:br/>
+        <w:t>PRIMEIRA PARTE</w:t>
+        <w:br/>
+        <w:t>CPF/CNPJ nº [NÚMERO]</w:t>
         <w:br/>
         <w:br/>
-        <w:t>_________________________________________</w:t>
         <w:br/>
-        <w:t>SEGUNDA PARTE / CONTRATADA</w:t>
+        <w:t>___________________________________________________________</w:t>
+        <w:br/>
+        <w:t>SEGUNDA PARTE</w:t>
+        <w:br/>
+        <w:t>CPF/CNPJ nº [NÚMERO]</w:t>
         <w:br/>
         <w:br/>
-      </w:r>
-    </w:p>
-    <w:p>
-      <w:r>
-        <w:t>TESTEMUNHAS:</w:t>
         <w:br/>
-        <w:t>1. Nome: ____________________ CPF: ______________</w:t>
+        <w:t>TESTEMUNHAS INSTRUMENTÁRIAS:</w:t>
         <w:br/>
-        <w:t>2. Nome: ____________________ CPF: ______________</w:t>
+        <w:br/>
+        <w:t>1. ______________________________________</w:t>
+        <w:br/>
+        <w:t>Nome: [NOME COMPLETO DA TESTEMUNHA 1]</w:t>
+        <w:br/>
+        <w:t>RG nº [NÚMERO] | CPF nº [NÚMERO]</w:t>
+        <w:br/>
+        <w:br/>
+        <w:t>2. ______________________________________</w:t>
+        <w:br/>
+        <w:t>Nome: [NOME COMPLETO DA TESTEMUNHA 2]</w:t>
+        <w:br/>
+        <w:t>RG nº [NÚMERO] | CPF nº [NÚMERO]</w:t>
       </w:r>
     </w:p>
     <w:sectPr>
